--- a/docs/design/acrme_production_readiness_review_and_architecture.docx
+++ b/docs/design/acrme_production_readiness_review_and_architecture.docx
@@ -124,7 +124,7 @@
           <w:bCs/>
           <w:b/>
         </w:rPr>
-        <w:t xml:space="preserve">v2.2</w:t>
+        <w:t xml:space="preserve">v2.3</w:t>
       </w:r>
       <w:r>
         <w:t xml:space="preserve">. This PRR remains the authoritative</w:t>
@@ -143,7 +143,7 @@
         <w:t xml:space="preserve"> </w:t>
       </w:r>
       <w:r>
-        <w:t xml:space="preserve">it was built from, but for current design decisions use the TDD/FDD. Key v2.2 changes not reflected here:</w:t>
+        <w:t xml:space="preserve">it was built from, but for current design decisions use the TDD/FDD. Key changes not reflected here:</w:t>
       </w:r>
       <w:r>
         <w:t xml:space="preserve"> </w:t>
@@ -159,7 +159,7 @@
         <w:t xml:space="preserve"> </w:t>
       </w:r>
       <w:r>
-        <w:t xml:space="preserve">(QUA-004, ADR-002 v2.2),</w:t>
+        <w:t xml:space="preserve">(QUA-004, ADR-002),</w:t>
       </w:r>
       <w:r>
         <w:t xml:space="preserve"> </w:t>
@@ -236,7 +236,313 @@
         <w:t xml:space="preserve"> </w:t>
       </w:r>
       <w:r>
-        <w:t xml:space="preserve">(PLC-003..005). Retained for historical/engineering reference only.</w:t>
+        <w:t xml:space="preserve">(PLC-003..005).</w:t>
+      </w:r>
+    </w:p>
+    <w:p>
+      <w:pPr>
+        <w:pStyle w:val="BlockText"/>
+      </w:pPr>
+      <w:r>
+        <w:rPr>
+          <w:bCs/>
+          <w:b/>
+        </w:rPr>
+        <w:t xml:space="preserve">⚠️ Region model superseded (v2.3, baseline Section 6).</w:t>
+      </w:r>
+      <w:r>
+        <w:t xml:space="preserve"> </w:t>
+      </w:r>
+      <w:r>
+        <w:t xml:space="preserve">The region-classification tables, the</w:t>
+      </w:r>
+      <w:r>
+        <w:t xml:space="preserve"> </w:t>
+      </w:r>
+      <w:r>
+        <w:t xml:space="preserve">“</w:t>
+      </w:r>
+      <w:r>
+        <w:t xml:space="preserve">three-region minimum</w:t>
+      </w:r>
+      <w:r>
+        <w:t xml:space="preserve">”</w:t>
+      </w:r>
+      <w:r>
+        <w:t xml:space="preserve"> </w:t>
+      </w:r>
+      <w:r>
+        <w:t xml:space="preserve">gate, and the Middle East Cross-Geo Extension narrative in Sections 26–27 (and the HC-8/HC-10/VR-6 rules built on them)</w:t>
+      </w:r>
+      <w:r>
+        <w:t xml:space="preserve"> </w:t>
+      </w:r>
+      <w:r>
+        <w:rPr>
+          <w:bCs/>
+          <w:b/>
+        </w:rPr>
+        <w:t xml:space="preserve">are outdated</w:t>
+      </w:r>
+      <w:r>
+        <w:t xml:space="preserve">. The current model is</w:t>
+      </w:r>
+      <w:r>
+        <w:t xml:space="preserve"> </w:t>
+      </w:r>
+      <w:r>
+        <w:rPr>
+          <w:bCs/>
+          <w:b/>
+        </w:rPr>
+        <w:t xml:space="preserve">five geographies</w:t>
+      </w:r>
+      <w:r>
+        <w:t xml:space="preserve"> </w:t>
+      </w:r>
+      <w:r>
+        <w:t xml:space="preserve">with an explicit per-geography</w:t>
+      </w:r>
+      <w:r>
+        <w:t xml:space="preserve"> </w:t>
+      </w:r>
+      <w:r>
+        <w:rPr>
+          <w:bCs/>
+          <w:b/>
+        </w:rPr>
+        <w:t xml:space="preserve">distribution model</w:t>
+      </w:r>
+      <w:r>
+        <w:t xml:space="preserve">: the</w:t>
+      </w:r>
+      <w:r>
+        <w:t xml:space="preserve"> </w:t>
+      </w:r>
+      <w:r>
+        <w:rPr>
+          <w:bCs/>
+          <w:b/>
+        </w:rPr>
+        <w:t xml:space="preserve">US</w:t>
+      </w:r>
+      <w:r>
+        <w:t xml:space="preserve"> </w:t>
+      </w:r>
+      <w:r>
+        <w:t xml:space="preserve">is the only</w:t>
+      </w:r>
+      <w:r>
+        <w:t xml:space="preserve"> </w:t>
+      </w:r>
+      <w:r>
+        <w:rPr>
+          <w:bCs/>
+          <w:b/>
+        </w:rPr>
+        <w:t xml:space="preserve">three-region</w:t>
+      </w:r>
+      <w:r>
+        <w:t xml:space="preserve"> </w:t>
+      </w:r>
+      <w:r>
+        <w:t xml:space="preserve">geography (West US 3, Central US, Canada Central; East US 2 Restricted);</w:t>
+      </w:r>
+      <w:r>
+        <w:t xml:space="preserve"> </w:t>
+      </w:r>
+      <w:r>
+        <w:rPr>
+          <w:bCs/>
+          <w:b/>
+        </w:rPr>
+        <w:t xml:space="preserve">EU</w:t>
+      </w:r>
+      <w:r>
+        <w:t xml:space="preserve"> </w:t>
+      </w:r>
+      <w:r>
+        <w:t xml:space="preserve">(Switzerland North + Sweden Central; North Europe &amp; West Europe Restricted),</w:t>
+      </w:r>
+      <w:r>
+        <w:t xml:space="preserve"> </w:t>
+      </w:r>
+      <w:r>
+        <w:rPr>
+          <w:bCs/>
+          <w:b/>
+        </w:rPr>
+        <w:t xml:space="preserve">Australia</w:t>
+      </w:r>
+      <w:r>
+        <w:t xml:space="preserve"> </w:t>
+      </w:r>
+      <w:r>
+        <w:t xml:space="preserve">(Australia East + Australia Southeast),</w:t>
+      </w:r>
+      <w:r>
+        <w:t xml:space="preserve"> </w:t>
+      </w:r>
+      <w:r>
+        <w:rPr>
+          <w:bCs/>
+          <w:b/>
+        </w:rPr>
+        <w:t xml:space="preserve">Asia Pacific</w:t>
+      </w:r>
+      <w:r>
+        <w:t xml:space="preserve"> </w:t>
+      </w:r>
+      <w:r>
+        <w:t xml:space="preserve">(East Asia + Southeast Asia; Japan East pending) and the</w:t>
+      </w:r>
+      <w:r>
+        <w:t xml:space="preserve"> </w:t>
+      </w:r>
+      <w:r>
+        <w:rPr>
+          <w:bCs/>
+          <w:b/>
+        </w:rPr>
+        <w:t xml:space="preserve">Middle East</w:t>
+      </w:r>
+      <w:r>
+        <w:t xml:space="preserve"> </w:t>
+      </w:r>
+      <w:r>
+        <w:t xml:space="preserve">(UAE North + Saudi Arabia Central) are</w:t>
+      </w:r>
+      <w:r>
+        <w:t xml:space="preserve"> </w:t>
+      </w:r>
+      <w:r>
+        <w:rPr>
+          <w:bCs/>
+          <w:b/>
+        </w:rPr>
+        <w:t xml:space="preserve">two-region</w:t>
+      </w:r>
+      <w:r>
+        <w:t xml:space="preserve"> </w:t>
+      </w:r>
+      <w:r>
+        <w:t xml:space="preserve">geographies. There is</w:t>
+      </w:r>
+      <w:r>
+        <w:t xml:space="preserve"> </w:t>
+      </w:r>
+      <w:r>
+        <w:rPr>
+          <w:bCs/>
+          <w:b/>
+        </w:rPr>
+        <w:t xml:space="preserve">no universal three-region minimum</w:t>
+      </w:r>
+      <w:r>
+        <w:t xml:space="preserve">: in every two-region geography</w:t>
+      </w:r>
+      <w:r>
+        <w:t xml:space="preserve"> </w:t>
+      </w:r>
+      <w:r>
+        <w:rPr>
+          <w:bCs/>
+          <w:b/>
+        </w:rPr>
+        <w:t xml:space="preserve">CVAL and DR are co-located</w:t>
+      </w:r>
+      <w:r>
+        <w:t xml:space="preserve"> </w:t>
+      </w:r>
+      <w:r>
+        <w:t xml:space="preserve">in the non-production region (</w:t>
+      </w:r>
+      <w:r>
+        <w:rPr>
+          <w:bCs/>
+          <w:b/>
+        </w:rPr>
+        <w:t xml:space="preserve">PLC-010a</w:t>
+      </w:r>
+      <w:r>
+        <w:t xml:space="preserve">) with no cross-geo path. The</w:t>
+      </w:r>
+      <w:r>
+        <w:t xml:space="preserve"> </w:t>
+      </w:r>
+      <w:r>
+        <w:rPr>
+          <w:bCs/>
+          <w:b/>
+        </w:rPr>
+        <w:t xml:space="preserve">Middle East</w:t>
+      </w:r>
+      <w:r>
+        <w:t xml:space="preserve"> </w:t>
+      </w:r>
+      <w:r>
+        <w:t xml:space="preserve">is the sole exception where DR is</w:t>
+      </w:r>
+      <w:r>
+        <w:t xml:space="preserve"> </w:t>
+      </w:r>
+      <w:r>
+        <w:rPr>
+          <w:rStyle w:val="VerbatimChar"/>
+          <w:bCs/>
+          <w:b/>
+        </w:rPr>
+        <w:t xml:space="preserve">DR_NOT_OFFERED</w:t>
+      </w:r>
+      <w:r>
+        <w:t xml:space="preserve"> </w:t>
+      </w:r>
+      <w:r>
+        <w:t xml:space="preserve">(DR-014, DEC-001); its Switzerland North Cross-Geo Extension is pre-configured but</w:t>
+      </w:r>
+      <w:r>
+        <w:t xml:space="preserve"> </w:t>
+      </w:r>
+      <w:r>
+        <w:rPr>
+          <w:bCs/>
+          <w:b/>
+        </w:rPr>
+        <w:t xml:space="preserve">inactive</w:t>
+      </w:r>
+      <w:r>
+        <w:t xml:space="preserve">, so the</w:t>
+      </w:r>
+      <w:r>
+        <w:t xml:space="preserve"> </w:t>
+      </w:r>
+      <w:r>
+        <w:t xml:space="preserve">“</w:t>
+      </w:r>
+      <w:r>
+        <w:t xml:space="preserve">DR = Switzerland North (mandatory)</w:t>
+      </w:r>
+      <w:r>
+        <w:t xml:space="preserve">”</w:t>
+      </w:r>
+      <w:r>
+        <w:t xml:space="preserve"> </w:t>
+      </w:r>
+      <w:r>
+        <w:t xml:space="preserve">statements below are</w:t>
+      </w:r>
+      <w:r>
+        <w:t xml:space="preserve"> </w:t>
+      </w:r>
+      <w:r>
+        <w:rPr>
+          <w:bCs/>
+          <w:b/>
+        </w:rPr>
+        <w:t xml:space="preserve">not the current behaviour</w:t>
+      </w:r>
+      <w:r>
+        <w:t xml:space="preserve">. For the authoritative region model see FDD §4.4, TDD §6, ADR-001, and Calculation Logic Reference Scenario 4. Retained for historical/engineering reference only.</w:t>
       </w:r>
     </w:p>
     <w:bookmarkEnd w:id="21"/>
